--- a/Lab04/Phan2/Report.docx
+++ b/Lab04/Phan2/Report.docx
@@ -1,6 +1,6 @@
 
 <file path=word/document.xml><?xml version="1.0" encoding="utf-8"?>
-<w:document xmlns:wpc="http://schemas.microsoft.com/office/word/2010/wordprocessingCanvas" xmlns:mc="http://schemas.openxmlformats.org/markup-compatibility/2006" xmlns:o="urn:schemas-microsoft-com:office:office" xmlns:r="http://schemas.openxmlformats.org/officeDocument/2006/relationships" xmlns:m="http://schemas.openxmlformats.org/officeDocument/2006/math" xmlns:v="urn:schemas-microsoft-com:vml" xmlns:wp14="http://schemas.microsoft.com/office/word/2010/wordprocessingDrawing" xmlns:wp="http://schemas.openxmlformats.org/drawingml/2006/wordprocessingDrawing" xmlns:w10="urn:schemas-microsoft-com:office:word" xmlns:w="http://schemas.openxmlformats.org/wordprocessingml/2006/main" xmlns:w14="http://schemas.microsoft.com/office/word/2010/wordml" xmlns:w15="http://schemas.microsoft.com/office/word/2012/wordml" xmlns:wpg="http://schemas.microsoft.com/office/word/2010/wordprocessingGroup" xmlns:wpi="http://schemas.microsoft.com/office/word/2010/wordprocessingInk" xmlns:wne="http://schemas.microsoft.com/office/word/2006/wordml" xmlns:wps="http://schemas.microsoft.com/office/word/2010/wordprocessingShape" mc:Ignorable="w14 w15 wp14">
+<w:document xmlns:wpc="http://schemas.microsoft.com/office/word/2010/wordprocessingCanvas" xmlns:cx="http://schemas.microsoft.com/office/drawing/2014/chartex" xmlns:cx1="http://schemas.microsoft.com/office/drawing/2015/9/8/chartex" xmlns:cx2="http://schemas.microsoft.com/office/drawing/2015/10/21/chartex" xmlns:cx3="http://schemas.microsoft.com/office/drawing/2016/5/9/chartex" xmlns:cx4="http://schemas.microsoft.com/office/drawing/2016/5/10/chartex" xmlns:cx5="http://schemas.microsoft.com/office/drawing/2016/5/11/chartex" xmlns:cx6="http://schemas.microsoft.com/office/drawing/2016/5/12/chartex" xmlns:cx7="http://schemas.microsoft.com/office/drawing/2016/5/13/chartex" xmlns:cx8="http://schemas.microsoft.com/office/drawing/2016/5/14/chartex" xmlns:mc="http://schemas.openxmlformats.org/markup-compatibility/2006" xmlns:aink="http://schemas.microsoft.com/office/drawing/2016/ink" xmlns:am3d="http://schemas.microsoft.com/office/drawing/2017/model3d" xmlns:o="urn:schemas-microsoft-com:office:office" xmlns:oel="http://schemas.microsoft.com/office/2019/extlst" xmlns:r="http://schemas.openxmlformats.org/officeDocument/2006/relationships" xmlns:m="http://schemas.openxmlformats.org/officeDocument/2006/math" xmlns:v="urn:schemas-microsoft-com:vml" xmlns:wp14="http://schemas.microsoft.com/office/word/2010/wordprocessingDrawing" xmlns:wp="http://schemas.openxmlformats.org/drawingml/2006/wordprocessingDrawing" xmlns:w10="urn:schemas-microsoft-com:office:word" xmlns:w="http://schemas.openxmlformats.org/wordprocessingml/2006/main" xmlns:w14="http://schemas.microsoft.com/office/word/2010/wordml" xmlns:w15="http://schemas.microsoft.com/office/word/2012/wordml" xmlns:w16cex="http://schemas.microsoft.com/office/word/2018/wordml/cex" xmlns:w16cid="http://schemas.microsoft.com/office/word/2016/wordml/cid" xmlns:w16="http://schemas.microsoft.com/office/word/2018/wordml" xmlns:w16du="http://schemas.microsoft.com/office/word/2023/wordml/word16du" xmlns:w16sdtdh="http://schemas.microsoft.com/office/word/2020/wordml/sdtdatahash" xmlns:w16sdtfl="http://schemas.microsoft.com/office/word/2024/wordml/sdtformatlock" xmlns:w16se="http://schemas.microsoft.com/office/word/2015/wordml/symex" xmlns:wpg="http://schemas.microsoft.com/office/word/2010/wordprocessingGroup" xmlns:wpi="http://schemas.microsoft.com/office/word/2010/wordprocessingInk" xmlns:wne="http://schemas.microsoft.com/office/word/2006/wordml" xmlns:wps="http://schemas.microsoft.com/office/word/2010/wordprocessingShape" mc:Ignorable="w14 w15 w16se w16cid w16 w16cex w16sdtdh w16sdtfl w16du wp14">
   <w:body>
     <w:p>
       <w:pPr>
@@ -38,22 +38,17 @@
         <w:pStyle w:val="ListParagraph"/>
       </w:pPr>
       <w:r>
-        <w:t>Sử dụng node</w:t>
-      </w:r>
-      <w:proofErr w:type="gramStart"/>
-      <w:r>
-        <w:t>:18</w:t>
-      </w:r>
-      <w:proofErr w:type="gramEnd"/>
-      <w:r>
-        <w:t xml:space="preserve"> làm base image.</w:t>
-      </w:r>
-    </w:p>
-    <w:p>
-      <w:pPr>
-        <w:pStyle w:val="ListParagraph"/>
-      </w:pPr>
-      <w:r>
+        <w:t>Sử dụng node:18 làm base image.</w:t>
+      </w:r>
+    </w:p>
+    <w:p>
+      <w:pPr>
+        <w:pStyle w:val="ListParagraph"/>
+      </w:pPr>
+      <w:r>
+        <w:rPr>
+          <w:noProof/>
+        </w:rPr>
         <w:drawing>
           <wp:inline distT="0" distB="0" distL="0" distR="0" wp14:anchorId="4C4FEF0F" wp14:editId="289C1DA5">
             <wp:extent cx="5943600" cy="2804795"/>
@@ -96,6 +91,9 @@
         <w:pStyle w:val="ListParagraph"/>
       </w:pPr>
       <w:r>
+        <w:rPr>
+          <w:noProof/>
+        </w:rPr>
         <w:drawing>
           <wp:inline distT="0" distB="0" distL="0" distR="0" wp14:anchorId="27BE2A71" wp14:editId="7386ADF4">
             <wp:extent cx="5943600" cy="1183640"/>
@@ -138,6 +136,9 @@
         <w:pStyle w:val="ListParagraph"/>
       </w:pPr>
       <w:r>
+        <w:rPr>
+          <w:noProof/>
+        </w:rPr>
         <w:drawing>
           <wp:inline distT="0" distB="0" distL="0" distR="0" wp14:anchorId="2E56CE04" wp14:editId="532A324A">
             <wp:extent cx="3258005" cy="1143160"/>
@@ -216,22 +217,17 @@
         <w:pStyle w:val="ListParagraph"/>
       </w:pPr>
       <w:r>
-        <w:t>Sử dụng python</w:t>
-      </w:r>
-      <w:proofErr w:type="gramStart"/>
-      <w:r>
-        <w:t>:3.9</w:t>
-      </w:r>
-      <w:proofErr w:type="gramEnd"/>
-      <w:r>
-        <w:t xml:space="preserve"> làm base image.</w:t>
-      </w:r>
-    </w:p>
-    <w:p>
-      <w:pPr>
-        <w:pStyle w:val="ListParagraph"/>
-      </w:pPr>
-      <w:r>
+        <w:t>Sử dụng python:3.9 làm base image.</w:t>
+      </w:r>
+    </w:p>
+    <w:p>
+      <w:pPr>
+        <w:pStyle w:val="ListParagraph"/>
+      </w:pPr>
+      <w:r>
+        <w:rPr>
+          <w:noProof/>
+        </w:rPr>
         <w:lastRenderedPageBreak/>
         <w:drawing>
           <wp:inline distT="0" distB="0" distL="0" distR="0" wp14:anchorId="0AB8478D" wp14:editId="27AAD0D8">
@@ -275,6 +271,9 @@
         <w:pStyle w:val="ListParagraph"/>
       </w:pPr>
       <w:r>
+        <w:rPr>
+          <w:noProof/>
+        </w:rPr>
         <w:drawing>
           <wp:inline distT="0" distB="0" distL="0" distR="0" wp14:anchorId="0909991D" wp14:editId="53060291">
             <wp:extent cx="5943600" cy="819785"/>
@@ -317,6 +316,9 @@
         <w:pStyle w:val="ListParagraph"/>
       </w:pPr>
       <w:r>
+        <w:rPr>
+          <w:noProof/>
+        </w:rPr>
         <w:drawing>
           <wp:inline distT="0" distB="0" distL="0" distR="0" wp14:anchorId="3F368157" wp14:editId="0EF944C2">
             <wp:extent cx="5782482" cy="1133633"/>
@@ -353,8 +355,871 @@
           </wp:inline>
         </w:drawing>
       </w:r>
-      <w:bookmarkStart w:id="0" w:name="_GoBack"/>
-      <w:bookmarkEnd w:id="0"/>
+    </w:p>
+    <w:p>
+      <w:pPr>
+        <w:pStyle w:val="ListParagraph"/>
+        <w:numPr>
+          <w:ilvl w:val="0"/>
+          <w:numId w:val="1"/>
+        </w:numPr>
+      </w:pPr>
+      <w:r>
+        <w:t>Bài 3: Tạo Dockerfile chạy một ứng dụng React</w:t>
+      </w:r>
+      <w:r>
+        <w:tab/>
+      </w:r>
+    </w:p>
+    <w:p>
+      <w:pPr>
+        <w:pStyle w:val="ListParagraph"/>
+      </w:pPr>
+      <w:r>
+        <w:t>Yêu cầu:</w:t>
+      </w:r>
+    </w:p>
+    <w:p>
+      <w:pPr>
+        <w:pStyle w:val="ListParagraph"/>
+      </w:pPr>
+      <w:r>
+        <w:t>Viết Dockerfile để build và chạy một ứng dụng React.</w:t>
+      </w:r>
+    </w:p>
+    <w:p>
+      <w:pPr>
+        <w:pStyle w:val="ListParagraph"/>
+      </w:pPr>
+      <w:r>
+        <w:t>Sử dụng node:18-alpine làm base image.</w:t>
+      </w:r>
+    </w:p>
+    <w:p>
+      <w:pPr>
+        <w:pStyle w:val="ListParagraph"/>
+      </w:pPr>
+      <w:r>
+        <w:lastRenderedPageBreak/>
+        <w:drawing>
+          <wp:inline distT="0" distB="0" distL="0" distR="0" wp14:anchorId="427CFA51" wp14:editId="4800F228">
+            <wp:extent cx="5943600" cy="4260215"/>
+            <wp:effectExtent l="0" t="0" r="0" b="6985"/>
+            <wp:docPr id="48924532" name="Picture 1"/>
+            <wp:cNvGraphicFramePr>
+              <a:graphicFrameLocks xmlns:a="http://schemas.openxmlformats.org/drawingml/2006/main" noChangeAspect="1"/>
+            </wp:cNvGraphicFramePr>
+            <a:graphic xmlns:a="http://schemas.openxmlformats.org/drawingml/2006/main">
+              <a:graphicData uri="http://schemas.openxmlformats.org/drawingml/2006/picture">
+                <pic:pic xmlns:pic="http://schemas.openxmlformats.org/drawingml/2006/picture">
+                  <pic:nvPicPr>
+                    <pic:cNvPr id="48924532" name=""/>
+                    <pic:cNvPicPr/>
+                  </pic:nvPicPr>
+                  <pic:blipFill>
+                    <a:blip r:embed="rId11"/>
+                    <a:stretch>
+                      <a:fillRect/>
+                    </a:stretch>
+                  </pic:blipFill>
+                  <pic:spPr>
+                    <a:xfrm>
+                      <a:off x="0" y="0"/>
+                      <a:ext cx="5943600" cy="4260215"/>
+                    </a:xfrm>
+                    <a:prstGeom prst="rect">
+                      <a:avLst/>
+                    </a:prstGeom>
+                  </pic:spPr>
+                </pic:pic>
+              </a:graphicData>
+            </a:graphic>
+          </wp:inline>
+        </w:drawing>
+      </w:r>
+      <w:r>
+        <w:drawing>
+          <wp:inline distT="0" distB="0" distL="0" distR="0" wp14:anchorId="57ACD252" wp14:editId="29CDF09D">
+            <wp:extent cx="5943600" cy="2936240"/>
+            <wp:effectExtent l="0" t="0" r="0" b="0"/>
+            <wp:docPr id="902779132" name="Picture 1"/>
+            <wp:cNvGraphicFramePr>
+              <a:graphicFrameLocks xmlns:a="http://schemas.openxmlformats.org/drawingml/2006/main" noChangeAspect="1"/>
+            </wp:cNvGraphicFramePr>
+            <a:graphic xmlns:a="http://schemas.openxmlformats.org/drawingml/2006/main">
+              <a:graphicData uri="http://schemas.openxmlformats.org/drawingml/2006/picture">
+                <pic:pic xmlns:pic="http://schemas.openxmlformats.org/drawingml/2006/picture">
+                  <pic:nvPicPr>
+                    <pic:cNvPr id="902779132" name=""/>
+                    <pic:cNvPicPr/>
+                  </pic:nvPicPr>
+                  <pic:blipFill>
+                    <a:blip r:embed="rId12"/>
+                    <a:stretch>
+                      <a:fillRect/>
+                    </a:stretch>
+                  </pic:blipFill>
+                  <pic:spPr>
+                    <a:xfrm>
+                      <a:off x="0" y="0"/>
+                      <a:ext cx="5943600" cy="2936240"/>
+                    </a:xfrm>
+                    <a:prstGeom prst="rect">
+                      <a:avLst/>
+                    </a:prstGeom>
+                  </pic:spPr>
+                </pic:pic>
+              </a:graphicData>
+            </a:graphic>
+          </wp:inline>
+        </w:drawing>
+      </w:r>
+    </w:p>
+    <w:p>
+      <w:pPr>
+        <w:pStyle w:val="ListParagraph"/>
+      </w:pPr>
+    </w:p>
+    <w:p>
+      <w:pPr>
+        <w:pStyle w:val="ListParagraph"/>
+        <w:numPr>
+          <w:ilvl w:val="0"/>
+          <w:numId w:val="1"/>
+        </w:numPr>
+      </w:pPr>
+      <w:r>
+        <w:t>Bài 4: Tạo Dockerfile chạy một trang web tĩnh bằng Nginx</w:t>
+      </w:r>
+      <w:r>
+        <w:tab/>
+      </w:r>
+    </w:p>
+    <w:p>
+      <w:pPr>
+        <w:pStyle w:val="ListParagraph"/>
+      </w:pPr>
+      <w:r>
+        <w:t>Yêu cầu:</w:t>
+      </w:r>
+    </w:p>
+    <w:p>
+      <w:pPr>
+        <w:pStyle w:val="ListParagraph"/>
+      </w:pPr>
+      <w:r>
+        <w:t>Tạo một file index.html đơn giản và sử dụng nginx:latest để phục vụ trang web.</w:t>
+      </w:r>
+    </w:p>
+    <w:p>
+      <w:pPr>
+        <w:pStyle w:val="ListParagraph"/>
+      </w:pPr>
+      <w:r>
+        <w:lastRenderedPageBreak/>
+        <w:drawing>
+          <wp:inline distT="0" distB="0" distL="0" distR="0" wp14:anchorId="36155535" wp14:editId="4B9638AF">
+            <wp:extent cx="5943600" cy="4779010"/>
+            <wp:effectExtent l="0" t="0" r="0" b="2540"/>
+            <wp:docPr id="1907473725" name="Picture 1"/>
+            <wp:cNvGraphicFramePr>
+              <a:graphicFrameLocks xmlns:a="http://schemas.openxmlformats.org/drawingml/2006/main" noChangeAspect="1"/>
+            </wp:cNvGraphicFramePr>
+            <a:graphic xmlns:a="http://schemas.openxmlformats.org/drawingml/2006/main">
+              <a:graphicData uri="http://schemas.openxmlformats.org/drawingml/2006/picture">
+                <pic:pic xmlns:pic="http://schemas.openxmlformats.org/drawingml/2006/picture">
+                  <pic:nvPicPr>
+                    <pic:cNvPr id="1907473725" name=""/>
+                    <pic:cNvPicPr/>
+                  </pic:nvPicPr>
+                  <pic:blipFill>
+                    <a:blip r:embed="rId13"/>
+                    <a:stretch>
+                      <a:fillRect/>
+                    </a:stretch>
+                  </pic:blipFill>
+                  <pic:spPr>
+                    <a:xfrm>
+                      <a:off x="0" y="0"/>
+                      <a:ext cx="5943600" cy="4779010"/>
+                    </a:xfrm>
+                    <a:prstGeom prst="rect">
+                      <a:avLst/>
+                    </a:prstGeom>
+                  </pic:spPr>
+                </pic:pic>
+              </a:graphicData>
+            </a:graphic>
+          </wp:inline>
+        </w:drawing>
+      </w:r>
+      <w:r>
+        <w:drawing>
+          <wp:inline distT="0" distB="0" distL="0" distR="0" wp14:anchorId="57C448AE" wp14:editId="47C60EC6">
+            <wp:extent cx="5943600" cy="1912620"/>
+            <wp:effectExtent l="0" t="0" r="0" b="0"/>
+            <wp:docPr id="1510153787" name="Picture 1"/>
+            <wp:cNvGraphicFramePr>
+              <a:graphicFrameLocks xmlns:a="http://schemas.openxmlformats.org/drawingml/2006/main" noChangeAspect="1"/>
+            </wp:cNvGraphicFramePr>
+            <a:graphic xmlns:a="http://schemas.openxmlformats.org/drawingml/2006/main">
+              <a:graphicData uri="http://schemas.openxmlformats.org/drawingml/2006/picture">
+                <pic:pic xmlns:pic="http://schemas.openxmlformats.org/drawingml/2006/picture">
+                  <pic:nvPicPr>
+                    <pic:cNvPr id="1510153787" name=""/>
+                    <pic:cNvPicPr/>
+                  </pic:nvPicPr>
+                  <pic:blipFill>
+                    <a:blip r:embed="rId14"/>
+                    <a:stretch>
+                      <a:fillRect/>
+                    </a:stretch>
+                  </pic:blipFill>
+                  <pic:spPr>
+                    <a:xfrm>
+                      <a:off x="0" y="0"/>
+                      <a:ext cx="5943600" cy="1912620"/>
+                    </a:xfrm>
+                    <a:prstGeom prst="rect">
+                      <a:avLst/>
+                    </a:prstGeom>
+                  </pic:spPr>
+                </pic:pic>
+              </a:graphicData>
+            </a:graphic>
+          </wp:inline>
+        </w:drawing>
+      </w:r>
+    </w:p>
+    <w:p>
+      <w:pPr>
+        <w:pStyle w:val="ListParagraph"/>
+      </w:pPr>
+    </w:p>
+    <w:p>
+      <w:pPr>
+        <w:pStyle w:val="ListParagraph"/>
+        <w:numPr>
+          <w:ilvl w:val="0"/>
+          <w:numId w:val="1"/>
+        </w:numPr>
+      </w:pPr>
+      <w:r>
+        <w:t>Bài 5: Tạo Dockerfile cho ứng dụng Go</w:t>
+      </w:r>
+      <w:r>
+        <w:tab/>
+      </w:r>
+    </w:p>
+    <w:p>
+      <w:pPr>
+        <w:pStyle w:val="ListParagraph"/>
+      </w:pPr>
+      <w:r>
+        <w:t>Yêu cầu:</w:t>
+      </w:r>
+    </w:p>
+    <w:p>
+      <w:pPr>
+        <w:pStyle w:val="ListParagraph"/>
+      </w:pPr>
+      <w:r>
+        <w:t>Viết Dockerfile để build và chạy một ứng dụng Go đơn giản.</w:t>
+      </w:r>
+    </w:p>
+    <w:p>
+      <w:pPr>
+        <w:pStyle w:val="ListParagraph"/>
+      </w:pPr>
+      <w:r>
+        <w:lastRenderedPageBreak/>
+        <w:drawing>
+          <wp:inline distT="0" distB="0" distL="0" distR="0" wp14:anchorId="73577480" wp14:editId="04991D67">
+            <wp:extent cx="5943600" cy="4766945"/>
+            <wp:effectExtent l="0" t="0" r="0" b="0"/>
+            <wp:docPr id="1851330945" name="Picture 1"/>
+            <wp:cNvGraphicFramePr>
+              <a:graphicFrameLocks xmlns:a="http://schemas.openxmlformats.org/drawingml/2006/main" noChangeAspect="1"/>
+            </wp:cNvGraphicFramePr>
+            <a:graphic xmlns:a="http://schemas.openxmlformats.org/drawingml/2006/main">
+              <a:graphicData uri="http://schemas.openxmlformats.org/drawingml/2006/picture">
+                <pic:pic xmlns:pic="http://schemas.openxmlformats.org/drawingml/2006/picture">
+                  <pic:nvPicPr>
+                    <pic:cNvPr id="1851330945" name=""/>
+                    <pic:cNvPicPr/>
+                  </pic:nvPicPr>
+                  <pic:blipFill>
+                    <a:blip r:embed="rId15"/>
+                    <a:stretch>
+                      <a:fillRect/>
+                    </a:stretch>
+                  </pic:blipFill>
+                  <pic:spPr>
+                    <a:xfrm>
+                      <a:off x="0" y="0"/>
+                      <a:ext cx="5943600" cy="4766945"/>
+                    </a:xfrm>
+                    <a:prstGeom prst="rect">
+                      <a:avLst/>
+                    </a:prstGeom>
+                  </pic:spPr>
+                </pic:pic>
+              </a:graphicData>
+            </a:graphic>
+          </wp:inline>
+        </w:drawing>
+      </w:r>
+      <w:r>
+        <w:drawing>
+          <wp:inline distT="0" distB="0" distL="0" distR="0" wp14:anchorId="47011467" wp14:editId="20E106DB">
+            <wp:extent cx="5943600" cy="1729105"/>
+            <wp:effectExtent l="0" t="0" r="0" b="4445"/>
+            <wp:docPr id="2056828165" name="Picture 1"/>
+            <wp:cNvGraphicFramePr>
+              <a:graphicFrameLocks xmlns:a="http://schemas.openxmlformats.org/drawingml/2006/main" noChangeAspect="1"/>
+            </wp:cNvGraphicFramePr>
+            <a:graphic xmlns:a="http://schemas.openxmlformats.org/drawingml/2006/main">
+              <a:graphicData uri="http://schemas.openxmlformats.org/drawingml/2006/picture">
+                <pic:pic xmlns:pic="http://schemas.openxmlformats.org/drawingml/2006/picture">
+                  <pic:nvPicPr>
+                    <pic:cNvPr id="2056828165" name=""/>
+                    <pic:cNvPicPr/>
+                  </pic:nvPicPr>
+                  <pic:blipFill>
+                    <a:blip r:embed="rId16"/>
+                    <a:stretch>
+                      <a:fillRect/>
+                    </a:stretch>
+                  </pic:blipFill>
+                  <pic:spPr>
+                    <a:xfrm>
+                      <a:off x="0" y="0"/>
+                      <a:ext cx="5943600" cy="1729105"/>
+                    </a:xfrm>
+                    <a:prstGeom prst="rect">
+                      <a:avLst/>
+                    </a:prstGeom>
+                  </pic:spPr>
+                </pic:pic>
+              </a:graphicData>
+            </a:graphic>
+          </wp:inline>
+        </w:drawing>
+      </w:r>
+    </w:p>
+    <w:p>
+      <w:pPr>
+        <w:pStyle w:val="ListParagraph"/>
+      </w:pPr>
+    </w:p>
+    <w:p>
+      <w:pPr>
+        <w:pStyle w:val="ListParagraph"/>
+        <w:numPr>
+          <w:ilvl w:val="0"/>
+          <w:numId w:val="1"/>
+        </w:numPr>
+      </w:pPr>
+      <w:r>
+        <w:t>Bài 6: Sử dụng Multi-stage Build trong Dockerfile</w:t>
+      </w:r>
+      <w:r>
+        <w:tab/>
+      </w:r>
+    </w:p>
+    <w:p>
+      <w:pPr>
+        <w:pStyle w:val="ListParagraph"/>
+      </w:pPr>
+      <w:r>
+        <w:t>Viết Dockerfile để build một ứng dụng Node.js với hai stage:</w:t>
+      </w:r>
+    </w:p>
+    <w:p>
+      <w:pPr>
+        <w:pStyle w:val="ListParagraph"/>
+      </w:pPr>
+      <w:r>
+        <w:t>Stage 1: Dùng node:18 để build code.</w:t>
+      </w:r>
+    </w:p>
+    <w:p>
+      <w:pPr>
+        <w:pStyle w:val="ListParagraph"/>
+      </w:pPr>
+      <w:r>
+        <w:t>Stage 2: Dùng node:18-alpine để chạy ứng dụng đã build.</w:t>
+      </w:r>
+    </w:p>
+    <w:p>
+      <w:pPr>
+        <w:pStyle w:val="ListParagraph"/>
+      </w:pPr>
+      <w:r>
+        <w:lastRenderedPageBreak/>
+        <w:drawing>
+          <wp:inline distT="0" distB="0" distL="0" distR="0" wp14:anchorId="209B60F3" wp14:editId="01873175">
+            <wp:extent cx="5943600" cy="4788535"/>
+            <wp:effectExtent l="0" t="0" r="0" b="0"/>
+            <wp:docPr id="278450959" name="Picture 1"/>
+            <wp:cNvGraphicFramePr>
+              <a:graphicFrameLocks xmlns:a="http://schemas.openxmlformats.org/drawingml/2006/main" noChangeAspect="1"/>
+            </wp:cNvGraphicFramePr>
+            <a:graphic xmlns:a="http://schemas.openxmlformats.org/drawingml/2006/main">
+              <a:graphicData uri="http://schemas.openxmlformats.org/drawingml/2006/picture">
+                <pic:pic xmlns:pic="http://schemas.openxmlformats.org/drawingml/2006/picture">
+                  <pic:nvPicPr>
+                    <pic:cNvPr id="278450959" name=""/>
+                    <pic:cNvPicPr/>
+                  </pic:nvPicPr>
+                  <pic:blipFill>
+                    <a:blip r:embed="rId17"/>
+                    <a:stretch>
+                      <a:fillRect/>
+                    </a:stretch>
+                  </pic:blipFill>
+                  <pic:spPr>
+                    <a:xfrm>
+                      <a:off x="0" y="0"/>
+                      <a:ext cx="5943600" cy="4788535"/>
+                    </a:xfrm>
+                    <a:prstGeom prst="rect">
+                      <a:avLst/>
+                    </a:prstGeom>
+                  </pic:spPr>
+                </pic:pic>
+              </a:graphicData>
+            </a:graphic>
+          </wp:inline>
+        </w:drawing>
+      </w:r>
+      <w:r>
+        <w:drawing>
+          <wp:inline distT="0" distB="0" distL="0" distR="0" wp14:anchorId="3CC953E7" wp14:editId="35618380">
+            <wp:extent cx="5943600" cy="1494790"/>
+            <wp:effectExtent l="0" t="0" r="0" b="0"/>
+            <wp:docPr id="1259542350" name="Picture 1"/>
+            <wp:cNvGraphicFramePr>
+              <a:graphicFrameLocks xmlns:a="http://schemas.openxmlformats.org/drawingml/2006/main" noChangeAspect="1"/>
+            </wp:cNvGraphicFramePr>
+            <a:graphic xmlns:a="http://schemas.openxmlformats.org/drawingml/2006/main">
+              <a:graphicData uri="http://schemas.openxmlformats.org/drawingml/2006/picture">
+                <pic:pic xmlns:pic="http://schemas.openxmlformats.org/drawingml/2006/picture">
+                  <pic:nvPicPr>
+                    <pic:cNvPr id="1259542350" name=""/>
+                    <pic:cNvPicPr/>
+                  </pic:nvPicPr>
+                  <pic:blipFill>
+                    <a:blip r:embed="rId18"/>
+                    <a:stretch>
+                      <a:fillRect/>
+                    </a:stretch>
+                  </pic:blipFill>
+                  <pic:spPr>
+                    <a:xfrm>
+                      <a:off x="0" y="0"/>
+                      <a:ext cx="5943600" cy="1494790"/>
+                    </a:xfrm>
+                    <a:prstGeom prst="rect">
+                      <a:avLst/>
+                    </a:prstGeom>
+                  </pic:spPr>
+                </pic:pic>
+              </a:graphicData>
+            </a:graphic>
+          </wp:inline>
+        </w:drawing>
+      </w:r>
+    </w:p>
+    <w:p>
+      <w:pPr>
+        <w:pStyle w:val="ListParagraph"/>
+      </w:pPr>
+    </w:p>
+    <w:p>
+      <w:pPr>
+        <w:pStyle w:val="ListParagraph"/>
+        <w:numPr>
+          <w:ilvl w:val="0"/>
+          <w:numId w:val="1"/>
+        </w:numPr>
+      </w:pPr>
+      <w:r>
+        <w:t>Bài 7: Sử dụng biến môi trường trong Dockerfile</w:t>
+      </w:r>
+      <w:r>
+        <w:tab/>
+      </w:r>
+    </w:p>
+    <w:p>
+      <w:pPr>
+        <w:pStyle w:val="ListParagraph"/>
+      </w:pPr>
+      <w:r>
+        <w:t>Yêu cầu:</w:t>
+      </w:r>
+    </w:p>
+    <w:p>
+      <w:pPr>
+        <w:pStyle w:val="ListParagraph"/>
+      </w:pPr>
+      <w:r>
+        <w:t>Viết Dockerfile cho ứng dụng Python đọc biến môi trường APP_ENV và in ra màn hình.</w:t>
+      </w:r>
+    </w:p>
+    <w:p>
+      <w:pPr>
+        <w:pStyle w:val="ListParagraph"/>
+      </w:pPr>
+      <w:r>
+        <w:t>Sử dụng ENV APP_ENV=development trong Dockerfile.</w:t>
+      </w:r>
+    </w:p>
+    <w:p>
+      <w:pPr>
+        <w:pStyle w:val="ListParagraph"/>
+      </w:pPr>
+      <w:r>
+        <w:lastRenderedPageBreak/>
+        <w:drawing>
+          <wp:inline distT="0" distB="0" distL="0" distR="0" wp14:anchorId="41A8B3A2" wp14:editId="74266EF6">
+            <wp:extent cx="5943600" cy="4502150"/>
+            <wp:effectExtent l="0" t="0" r="0" b="0"/>
+            <wp:docPr id="1663395011" name="Picture 1"/>
+            <wp:cNvGraphicFramePr>
+              <a:graphicFrameLocks xmlns:a="http://schemas.openxmlformats.org/drawingml/2006/main" noChangeAspect="1"/>
+            </wp:cNvGraphicFramePr>
+            <a:graphic xmlns:a="http://schemas.openxmlformats.org/drawingml/2006/main">
+              <a:graphicData uri="http://schemas.openxmlformats.org/drawingml/2006/picture">
+                <pic:pic xmlns:pic="http://schemas.openxmlformats.org/drawingml/2006/picture">
+                  <pic:nvPicPr>
+                    <pic:cNvPr id="1663395011" name=""/>
+                    <pic:cNvPicPr/>
+                  </pic:nvPicPr>
+                  <pic:blipFill>
+                    <a:blip r:embed="rId19"/>
+                    <a:stretch>
+                      <a:fillRect/>
+                    </a:stretch>
+                  </pic:blipFill>
+                  <pic:spPr>
+                    <a:xfrm>
+                      <a:off x="0" y="0"/>
+                      <a:ext cx="5943600" cy="4502150"/>
+                    </a:xfrm>
+                    <a:prstGeom prst="rect">
+                      <a:avLst/>
+                    </a:prstGeom>
+                  </pic:spPr>
+                </pic:pic>
+              </a:graphicData>
+            </a:graphic>
+          </wp:inline>
+        </w:drawing>
+      </w:r>
+    </w:p>
+    <w:p>
+      <w:pPr>
+        <w:pStyle w:val="ListParagraph"/>
+      </w:pPr>
+    </w:p>
+    <w:p>
+      <w:pPr>
+        <w:pStyle w:val="ListParagraph"/>
+        <w:numPr>
+          <w:ilvl w:val="0"/>
+          <w:numId w:val="1"/>
+        </w:numPr>
+      </w:pPr>
+      <w:r>
+        <w:t>Bài 8: Tạo Dockerfile cho PostgreSQL tùy chỉnh</w:t>
+      </w:r>
+      <w:r>
+        <w:tab/>
+      </w:r>
+    </w:p>
+    <w:p>
+      <w:pPr>
+        <w:pStyle w:val="ListParagraph"/>
+      </w:pPr>
+      <w:r>
+        <w:t>Yêu cầu:</w:t>
+      </w:r>
+    </w:p>
+    <w:p>
+      <w:pPr>
+        <w:pStyle w:val="ListParagraph"/>
+      </w:pPr>
+      <w:r>
+        <w:t>Viết Dockerfile để chạy PostgreSQL (postgres:15).</w:t>
+      </w:r>
+    </w:p>
+    <w:p>
+      <w:pPr>
+        <w:pStyle w:val="ListParagraph"/>
+      </w:pPr>
+      <w:r>
+        <w:t>Thêm file SQL để tự động tạo database khi container chạy lần đầu tiên.</w:t>
+      </w:r>
+    </w:p>
+    <w:p>
+      <w:pPr>
+        <w:pStyle w:val="ListParagraph"/>
+      </w:pPr>
+      <w:r>
+        <w:lastRenderedPageBreak/>
+        <w:drawing>
+          <wp:inline distT="0" distB="0" distL="0" distR="0" wp14:anchorId="1B7F7433" wp14:editId="1B7E70E4">
+            <wp:extent cx="5943600" cy="4605655"/>
+            <wp:effectExtent l="0" t="0" r="0" b="4445"/>
+            <wp:docPr id="1350239619" name="Picture 1"/>
+            <wp:cNvGraphicFramePr>
+              <a:graphicFrameLocks xmlns:a="http://schemas.openxmlformats.org/drawingml/2006/main" noChangeAspect="1"/>
+            </wp:cNvGraphicFramePr>
+            <a:graphic xmlns:a="http://schemas.openxmlformats.org/drawingml/2006/main">
+              <a:graphicData uri="http://schemas.openxmlformats.org/drawingml/2006/picture">
+                <pic:pic xmlns:pic="http://schemas.openxmlformats.org/drawingml/2006/picture">
+                  <pic:nvPicPr>
+                    <pic:cNvPr id="1350239619" name=""/>
+                    <pic:cNvPicPr/>
+                  </pic:nvPicPr>
+                  <pic:blipFill>
+                    <a:blip r:embed="rId20"/>
+                    <a:stretch>
+                      <a:fillRect/>
+                    </a:stretch>
+                  </pic:blipFill>
+                  <pic:spPr>
+                    <a:xfrm>
+                      <a:off x="0" y="0"/>
+                      <a:ext cx="5943600" cy="4605655"/>
+                    </a:xfrm>
+                    <a:prstGeom prst="rect">
+                      <a:avLst/>
+                    </a:prstGeom>
+                  </pic:spPr>
+                </pic:pic>
+              </a:graphicData>
+            </a:graphic>
+          </wp:inline>
+        </w:drawing>
+      </w:r>
+    </w:p>
+    <w:p>
+      <w:pPr>
+        <w:pStyle w:val="ListParagraph"/>
+      </w:pPr>
+    </w:p>
+    <w:p>
+      <w:pPr>
+        <w:pStyle w:val="ListParagraph"/>
+        <w:numPr>
+          <w:ilvl w:val="0"/>
+          <w:numId w:val="1"/>
+        </w:numPr>
+      </w:pPr>
+      <w:r>
+        <w:t>Bài 9: Tạo Dockerfile chạy Redis với cấu hình tùy chỉnh</w:t>
+      </w:r>
+      <w:r>
+        <w:tab/>
+      </w:r>
+    </w:p>
+    <w:p>
+      <w:pPr>
+        <w:pStyle w:val="ListParagraph"/>
+      </w:pPr>
+      <w:r>
+        <w:t>Yêu cầu:</w:t>
+      </w:r>
+    </w:p>
+    <w:p>
+      <w:pPr>
+        <w:pStyle w:val="ListParagraph"/>
+      </w:pPr>
+      <w:r>
+        <w:t>Viết Dockerfile sử dụng redis:latest.</w:t>
+      </w:r>
+    </w:p>
+    <w:p>
+      <w:pPr>
+        <w:pStyle w:val="ListParagraph"/>
+      </w:pPr>
+      <w:r>
+        <w:t>Thêm file redis.conf vào container.</w:t>
+      </w:r>
+    </w:p>
+    <w:p>
+      <w:pPr>
+        <w:pStyle w:val="ListParagraph"/>
+      </w:pPr>
+      <w:r>
+        <w:lastRenderedPageBreak/>
+        <w:drawing>
+          <wp:inline distT="0" distB="0" distL="0" distR="0" wp14:anchorId="030F4F4E" wp14:editId="6CA395F7">
+            <wp:extent cx="5943600" cy="4700905"/>
+            <wp:effectExtent l="0" t="0" r="0" b="4445"/>
+            <wp:docPr id="1441809880" name="Picture 1"/>
+            <wp:cNvGraphicFramePr>
+              <a:graphicFrameLocks xmlns:a="http://schemas.openxmlformats.org/drawingml/2006/main" noChangeAspect="1"/>
+            </wp:cNvGraphicFramePr>
+            <a:graphic xmlns:a="http://schemas.openxmlformats.org/drawingml/2006/main">
+              <a:graphicData uri="http://schemas.openxmlformats.org/drawingml/2006/picture">
+                <pic:pic xmlns:pic="http://schemas.openxmlformats.org/drawingml/2006/picture">
+                  <pic:nvPicPr>
+                    <pic:cNvPr id="1441809880" name=""/>
+                    <pic:cNvPicPr/>
+                  </pic:nvPicPr>
+                  <pic:blipFill>
+                    <a:blip r:embed="rId21"/>
+                    <a:stretch>
+                      <a:fillRect/>
+                    </a:stretch>
+                  </pic:blipFill>
+                  <pic:spPr>
+                    <a:xfrm>
+                      <a:off x="0" y="0"/>
+                      <a:ext cx="5943600" cy="4700905"/>
+                    </a:xfrm>
+                    <a:prstGeom prst="rect">
+                      <a:avLst/>
+                    </a:prstGeom>
+                  </pic:spPr>
+                </pic:pic>
+              </a:graphicData>
+            </a:graphic>
+          </wp:inline>
+        </w:drawing>
+      </w:r>
+    </w:p>
+    <w:p>
+      <w:pPr>
+        <w:pStyle w:val="ListParagraph"/>
+      </w:pPr>
+    </w:p>
+    <w:p>
+      <w:pPr>
+        <w:pStyle w:val="ListParagraph"/>
+        <w:numPr>
+          <w:ilvl w:val="0"/>
+          <w:numId w:val="1"/>
+        </w:numPr>
+      </w:pPr>
+      <w:r>
+        <w:t>Bài 10: Chạy ứng dụng PHP với Apache</w:t>
+      </w:r>
+      <w:r>
+        <w:tab/>
+      </w:r>
+    </w:p>
+    <w:p>
+      <w:pPr>
+        <w:pStyle w:val="ListParagraph"/>
+      </w:pPr>
+      <w:r>
+        <w:t>Yêu cầu:</w:t>
+      </w:r>
+    </w:p>
+    <w:p>
+      <w:pPr>
+        <w:pStyle w:val="ListParagraph"/>
+      </w:pPr>
+      <w:r>
+        <w:t>Viết Dockerfile để chạy một ứng dụng PHP đơn giản (php:8.2-apache).</w:t>
+      </w:r>
+    </w:p>
+    <w:p>
+      <w:pPr>
+        <w:pStyle w:val="ListParagraph"/>
+      </w:pPr>
+      <w:r>
+        <w:t>Mount mã nguồn từ máy host vào container.</w:t>
+      </w:r>
+    </w:p>
+    <w:p>
+      <w:pPr>
+        <w:pStyle w:val="ListParagraph"/>
+      </w:pPr>
+      <w:r>
+        <w:lastRenderedPageBreak/>
+        <w:drawing>
+          <wp:inline distT="0" distB="0" distL="0" distR="0" wp14:anchorId="7CF9CD55" wp14:editId="5364CA22">
+            <wp:extent cx="5943600" cy="4713605"/>
+            <wp:effectExtent l="0" t="0" r="0" b="0"/>
+            <wp:docPr id="337404909" name="Picture 1"/>
+            <wp:cNvGraphicFramePr>
+              <a:graphicFrameLocks xmlns:a="http://schemas.openxmlformats.org/drawingml/2006/main" noChangeAspect="1"/>
+            </wp:cNvGraphicFramePr>
+            <a:graphic xmlns:a="http://schemas.openxmlformats.org/drawingml/2006/main">
+              <a:graphicData uri="http://schemas.openxmlformats.org/drawingml/2006/picture">
+                <pic:pic xmlns:pic="http://schemas.openxmlformats.org/drawingml/2006/picture">
+                  <pic:nvPicPr>
+                    <pic:cNvPr id="337404909" name=""/>
+                    <pic:cNvPicPr/>
+                  </pic:nvPicPr>
+                  <pic:blipFill>
+                    <a:blip r:embed="rId22"/>
+                    <a:stretch>
+                      <a:fillRect/>
+                    </a:stretch>
+                  </pic:blipFill>
+                  <pic:spPr>
+                    <a:xfrm>
+                      <a:off x="0" y="0"/>
+                      <a:ext cx="5943600" cy="4713605"/>
+                    </a:xfrm>
+                    <a:prstGeom prst="rect">
+                      <a:avLst/>
+                    </a:prstGeom>
+                  </pic:spPr>
+                </pic:pic>
+              </a:graphicData>
+            </a:graphic>
+          </wp:inline>
+        </w:drawing>
+      </w:r>
+    </w:p>
+    <w:p>
+      <w:pPr>
+        <w:pStyle w:val="ListParagraph"/>
+      </w:pPr>
+      <w:r>
+        <w:drawing>
+          <wp:inline distT="0" distB="0" distL="0" distR="0" wp14:anchorId="039793F5" wp14:editId="07AFED4B">
+            <wp:extent cx="5943600" cy="2798445"/>
+            <wp:effectExtent l="0" t="0" r="0" b="1905"/>
+            <wp:docPr id="539419858" name="Picture 1"/>
+            <wp:cNvGraphicFramePr>
+              <a:graphicFrameLocks xmlns:a="http://schemas.openxmlformats.org/drawingml/2006/main" noChangeAspect="1"/>
+            </wp:cNvGraphicFramePr>
+            <a:graphic xmlns:a="http://schemas.openxmlformats.org/drawingml/2006/main">
+              <a:graphicData uri="http://schemas.openxmlformats.org/drawingml/2006/picture">
+                <pic:pic xmlns:pic="http://schemas.openxmlformats.org/drawingml/2006/picture">
+                  <pic:nvPicPr>
+                    <pic:cNvPr id="539419858" name=""/>
+                    <pic:cNvPicPr/>
+                  </pic:nvPicPr>
+                  <pic:blipFill>
+                    <a:blip r:embed="rId23"/>
+                    <a:stretch>
+                      <a:fillRect/>
+                    </a:stretch>
+                  </pic:blipFill>
+                  <pic:spPr>
+                    <a:xfrm>
+                      <a:off x="0" y="0"/>
+                      <a:ext cx="5943600" cy="2798445"/>
+                    </a:xfrm>
+                    <a:prstGeom prst="rect">
+                      <a:avLst/>
+                    </a:prstGeom>
+                  </pic:spPr>
+                </pic:pic>
+              </a:graphicData>
+            </a:graphic>
+          </wp:inline>
+        </w:drawing>
+      </w:r>
     </w:p>
     <w:sectPr>
       <w:pgSz w:w="12240" w:h="15840"/>
@@ -367,101 +1232,279 @@
 </file>
 
 <file path=word/numbering.xml><?xml version="1.0" encoding="utf-8"?>
-<w:numbering xmlns:wpc="http://schemas.microsoft.com/office/word/2010/wordprocessingCanvas" xmlns:mc="http://schemas.openxmlformats.org/markup-compatibility/2006" xmlns:o="urn:schemas-microsoft-com:office:office" xmlns:r="http://schemas.openxmlformats.org/officeDocument/2006/relationships" xmlns:m="http://schemas.openxmlformats.org/officeDocument/2006/math" xmlns:v="urn:schemas-microsoft-com:vml" xmlns:wp14="http://schemas.microsoft.com/office/word/2010/wordprocessingDrawing" xmlns:wp="http://schemas.openxmlformats.org/drawingml/2006/wordprocessingDrawing" xmlns:w10="urn:schemas-microsoft-com:office:word" xmlns:w="http://schemas.openxmlformats.org/wordprocessingml/2006/main" xmlns:w14="http://schemas.microsoft.com/office/word/2010/wordml" xmlns:w15="http://schemas.microsoft.com/office/word/2012/wordml" xmlns:wpg="http://schemas.microsoft.com/office/word/2010/wordprocessingGroup" xmlns:wpi="http://schemas.microsoft.com/office/word/2010/wordprocessingInk" xmlns:wne="http://schemas.microsoft.com/office/word/2006/wordml" xmlns:wps="http://schemas.microsoft.com/office/word/2010/wordprocessingShape" mc:Ignorable="w14 w15 wp14">
+<w:numbering xmlns:wpc="http://schemas.microsoft.com/office/word/2010/wordprocessingCanvas" xmlns:cx="http://schemas.microsoft.com/office/drawing/2014/chartex" xmlns:cx1="http://schemas.microsoft.com/office/drawing/2015/9/8/chartex" xmlns:cx2="http://schemas.microsoft.com/office/drawing/2015/10/21/chartex" xmlns:cx3="http://schemas.microsoft.com/office/drawing/2016/5/9/chartex" xmlns:cx4="http://schemas.microsoft.com/office/drawing/2016/5/10/chartex" xmlns:cx5="http://schemas.microsoft.com/office/drawing/2016/5/11/chartex" xmlns:cx6="http://schemas.microsoft.com/office/drawing/2016/5/12/chartex" xmlns:cx7="http://schemas.microsoft.com/office/drawing/2016/5/13/chartex" xmlns:cx8="http://schemas.microsoft.com/office/drawing/2016/5/14/chartex" xmlns:mc="http://schemas.openxmlformats.org/markup-compatibility/2006" xmlns:aink="http://schemas.microsoft.com/office/drawing/2016/ink" xmlns:am3d="http://schemas.microsoft.com/office/drawing/2017/model3d" xmlns:o="urn:schemas-microsoft-com:office:office" xmlns:oel="http://schemas.microsoft.com/office/2019/extlst" xmlns:r="http://schemas.openxmlformats.org/officeDocument/2006/relationships" xmlns:m="http://schemas.openxmlformats.org/officeDocument/2006/math" xmlns:v="urn:schemas-microsoft-com:vml" xmlns:wp14="http://schemas.microsoft.com/office/word/2010/wordprocessingDrawing" xmlns:wp="http://schemas.openxmlformats.org/drawingml/2006/wordprocessingDrawing" xmlns:w10="urn:schemas-microsoft-com:office:word" xmlns:w="http://schemas.openxmlformats.org/wordprocessingml/2006/main" xmlns:w14="http://schemas.microsoft.com/office/word/2010/wordml" xmlns:w15="http://schemas.microsoft.com/office/word/2012/wordml" xmlns:w16cex="http://schemas.microsoft.com/office/word/2018/wordml/cex" xmlns:w16cid="http://schemas.microsoft.com/office/word/2016/wordml/cid" xmlns:w16="http://schemas.microsoft.com/office/word/2018/wordml" xmlns:w16du="http://schemas.microsoft.com/office/word/2023/wordml/word16du" xmlns:w16sdtdh="http://schemas.microsoft.com/office/word/2020/wordml/sdtdatahash" xmlns:w16sdtfl="http://schemas.microsoft.com/office/word/2024/wordml/sdtformatlock" xmlns:w16se="http://schemas.microsoft.com/office/word/2015/wordml/symex" xmlns:wpg="http://schemas.microsoft.com/office/word/2010/wordprocessingGroup" xmlns:wpi="http://schemas.microsoft.com/office/word/2010/wordprocessingInk" xmlns:wne="http://schemas.microsoft.com/office/word/2006/wordml" xmlns:wps="http://schemas.microsoft.com/office/word/2010/wordprocessingShape" mc:Ignorable="w14 w15 w16se w16cid w16 w16cex w16sdtdh w16sdtfl w16du wp14">
   <w:abstractNum w:abstractNumId="0" w15:restartNumberingAfterBreak="0">
-    <w:nsid w:val="5AD01E79"/>
+    <w:nsid w:val="31BE0070"/>
     <w:multiLevelType w:val="hybridMultilevel"/>
-    <w:tmpl w:val="55224C58"/>
-    <w:lvl w:ilvl="0" w:tplc="0409000F">
+    <w:tmpl w:val="F07678A8"/>
+    <w:lvl w:ilvl="0" w:tplc="042A000F">
       <w:start w:val="1"/>
       <w:numFmt w:val="decimal"/>
       <w:lvlText w:val="%1."/>
       <w:lvlJc w:val="left"/>
       <w:pPr>
-        <w:ind w:left="720" w:hanging="360"/>
-      </w:pPr>
-    </w:lvl>
-    <w:lvl w:ilvl="1" w:tplc="04090019" w:tentative="1">
+        <w:ind w:left="1440" w:hanging="360"/>
+      </w:pPr>
+    </w:lvl>
+    <w:lvl w:ilvl="1" w:tplc="042A0019" w:tentative="1">
       <w:start w:val="1"/>
       <w:numFmt w:val="lowerLetter"/>
       <w:lvlText w:val="%2."/>
       <w:lvlJc w:val="left"/>
       <w:pPr>
-        <w:ind w:left="1440" w:hanging="360"/>
-      </w:pPr>
-    </w:lvl>
-    <w:lvl w:ilvl="2" w:tplc="0409001B" w:tentative="1">
+        <w:ind w:left="2160" w:hanging="360"/>
+      </w:pPr>
+    </w:lvl>
+    <w:lvl w:ilvl="2" w:tplc="042A001B" w:tentative="1">
       <w:start w:val="1"/>
       <w:numFmt w:val="lowerRoman"/>
       <w:lvlText w:val="%3."/>
       <w:lvlJc w:val="right"/>
       <w:pPr>
-        <w:ind w:left="2160" w:hanging="180"/>
-      </w:pPr>
-    </w:lvl>
-    <w:lvl w:ilvl="3" w:tplc="0409000F" w:tentative="1">
+        <w:ind w:left="2880" w:hanging="180"/>
+      </w:pPr>
+    </w:lvl>
+    <w:lvl w:ilvl="3" w:tplc="042A000F" w:tentative="1">
       <w:start w:val="1"/>
       <w:numFmt w:val="decimal"/>
       <w:lvlText w:val="%4."/>
       <w:lvlJc w:val="left"/>
       <w:pPr>
-        <w:ind w:left="2880" w:hanging="360"/>
-      </w:pPr>
-    </w:lvl>
-    <w:lvl w:ilvl="4" w:tplc="04090019" w:tentative="1">
+        <w:ind w:left="3600" w:hanging="360"/>
+      </w:pPr>
+    </w:lvl>
+    <w:lvl w:ilvl="4" w:tplc="042A0019" w:tentative="1">
       <w:start w:val="1"/>
       <w:numFmt w:val="lowerLetter"/>
       <w:lvlText w:val="%5."/>
       <w:lvlJc w:val="left"/>
       <w:pPr>
-        <w:ind w:left="3600" w:hanging="360"/>
-      </w:pPr>
-    </w:lvl>
-    <w:lvl w:ilvl="5" w:tplc="0409001B" w:tentative="1">
+        <w:ind w:left="4320" w:hanging="360"/>
+      </w:pPr>
+    </w:lvl>
+    <w:lvl w:ilvl="5" w:tplc="042A001B" w:tentative="1">
       <w:start w:val="1"/>
       <w:numFmt w:val="lowerRoman"/>
       <w:lvlText w:val="%6."/>
       <w:lvlJc w:val="right"/>
       <w:pPr>
-        <w:ind w:left="4320" w:hanging="180"/>
-      </w:pPr>
-    </w:lvl>
-    <w:lvl w:ilvl="6" w:tplc="0409000F" w:tentative="1">
+        <w:ind w:left="5040" w:hanging="180"/>
+      </w:pPr>
+    </w:lvl>
+    <w:lvl w:ilvl="6" w:tplc="042A000F" w:tentative="1">
       <w:start w:val="1"/>
       <w:numFmt w:val="decimal"/>
       <w:lvlText w:val="%7."/>
       <w:lvlJc w:val="left"/>
       <w:pPr>
-        <w:ind w:left="5040" w:hanging="360"/>
-      </w:pPr>
-    </w:lvl>
-    <w:lvl w:ilvl="7" w:tplc="04090019" w:tentative="1">
+        <w:ind w:left="5760" w:hanging="360"/>
+      </w:pPr>
+    </w:lvl>
+    <w:lvl w:ilvl="7" w:tplc="042A0019" w:tentative="1">
       <w:start w:val="1"/>
       <w:numFmt w:val="lowerLetter"/>
       <w:lvlText w:val="%8."/>
       <w:lvlJc w:val="left"/>
       <w:pPr>
-        <w:ind w:left="5760" w:hanging="360"/>
-      </w:pPr>
-    </w:lvl>
-    <w:lvl w:ilvl="8" w:tplc="0409001B" w:tentative="1">
+        <w:ind w:left="6480" w:hanging="360"/>
+      </w:pPr>
+    </w:lvl>
+    <w:lvl w:ilvl="8" w:tplc="042A001B" w:tentative="1">
       <w:start w:val="1"/>
       <w:numFmt w:val="lowerRoman"/>
       <w:lvlText w:val="%9."/>
       <w:lvlJc w:val="right"/>
       <w:pPr>
+        <w:ind w:left="7200" w:hanging="180"/>
+      </w:pPr>
+    </w:lvl>
+  </w:abstractNum>
+  <w:abstractNum w:abstractNumId="1" w15:restartNumberingAfterBreak="0">
+    <w:nsid w:val="5AD01E79"/>
+    <w:multiLevelType w:val="hybridMultilevel"/>
+    <w:tmpl w:val="71B82930"/>
+    <w:lvl w:ilvl="0" w:tplc="0409000F">
+      <w:start w:val="1"/>
+      <w:numFmt w:val="decimal"/>
+      <w:lvlText w:val="%1."/>
+      <w:lvlJc w:val="left"/>
+      <w:pPr>
+        <w:ind w:left="720" w:hanging="360"/>
+      </w:pPr>
+    </w:lvl>
+    <w:lvl w:ilvl="1" w:tplc="04090019" w:tentative="1">
+      <w:start w:val="1"/>
+      <w:numFmt w:val="lowerLetter"/>
+      <w:lvlText w:val="%2."/>
+      <w:lvlJc w:val="left"/>
+      <w:pPr>
+        <w:ind w:left="1440" w:hanging="360"/>
+      </w:pPr>
+    </w:lvl>
+    <w:lvl w:ilvl="2" w:tplc="0409001B" w:tentative="1">
+      <w:start w:val="1"/>
+      <w:numFmt w:val="lowerRoman"/>
+      <w:lvlText w:val="%3."/>
+      <w:lvlJc w:val="right"/>
+      <w:pPr>
+        <w:ind w:left="2160" w:hanging="180"/>
+      </w:pPr>
+    </w:lvl>
+    <w:lvl w:ilvl="3" w:tplc="0409000F" w:tentative="1">
+      <w:start w:val="1"/>
+      <w:numFmt w:val="decimal"/>
+      <w:lvlText w:val="%4."/>
+      <w:lvlJc w:val="left"/>
+      <w:pPr>
+        <w:ind w:left="2880" w:hanging="360"/>
+      </w:pPr>
+    </w:lvl>
+    <w:lvl w:ilvl="4" w:tplc="04090019" w:tentative="1">
+      <w:start w:val="1"/>
+      <w:numFmt w:val="lowerLetter"/>
+      <w:lvlText w:val="%5."/>
+      <w:lvlJc w:val="left"/>
+      <w:pPr>
+        <w:ind w:left="3600" w:hanging="360"/>
+      </w:pPr>
+    </w:lvl>
+    <w:lvl w:ilvl="5" w:tplc="0409001B" w:tentative="1">
+      <w:start w:val="1"/>
+      <w:numFmt w:val="lowerRoman"/>
+      <w:lvlText w:val="%6."/>
+      <w:lvlJc w:val="right"/>
+      <w:pPr>
+        <w:ind w:left="4320" w:hanging="180"/>
+      </w:pPr>
+    </w:lvl>
+    <w:lvl w:ilvl="6" w:tplc="0409000F" w:tentative="1">
+      <w:start w:val="1"/>
+      <w:numFmt w:val="decimal"/>
+      <w:lvlText w:val="%7."/>
+      <w:lvlJc w:val="left"/>
+      <w:pPr>
+        <w:ind w:left="5040" w:hanging="360"/>
+      </w:pPr>
+    </w:lvl>
+    <w:lvl w:ilvl="7" w:tplc="04090019" w:tentative="1">
+      <w:start w:val="1"/>
+      <w:numFmt w:val="lowerLetter"/>
+      <w:lvlText w:val="%8."/>
+      <w:lvlJc w:val="left"/>
+      <w:pPr>
+        <w:ind w:left="5760" w:hanging="360"/>
+      </w:pPr>
+    </w:lvl>
+    <w:lvl w:ilvl="8" w:tplc="0409001B" w:tentative="1">
+      <w:start w:val="1"/>
+      <w:numFmt w:val="lowerRoman"/>
+      <w:lvlText w:val="%9."/>
+      <w:lvlJc w:val="right"/>
+      <w:pPr>
         <w:ind w:left="6480" w:hanging="180"/>
       </w:pPr>
     </w:lvl>
   </w:abstractNum>
-  <w:num w:numId="1">
+  <w:abstractNum w:abstractNumId="2" w15:restartNumberingAfterBreak="0">
+    <w:nsid w:val="5FF9273B"/>
+    <w:multiLevelType w:val="hybridMultilevel"/>
+    <w:tmpl w:val="92F8C6A6"/>
+    <w:lvl w:ilvl="0" w:tplc="042A000F">
+      <w:start w:val="1"/>
+      <w:numFmt w:val="decimal"/>
+      <w:lvlText w:val="%1."/>
+      <w:lvlJc w:val="left"/>
+      <w:pPr>
+        <w:ind w:left="1440" w:hanging="360"/>
+      </w:pPr>
+    </w:lvl>
+    <w:lvl w:ilvl="1" w:tplc="042A0019" w:tentative="1">
+      <w:start w:val="1"/>
+      <w:numFmt w:val="lowerLetter"/>
+      <w:lvlText w:val="%2."/>
+      <w:lvlJc w:val="left"/>
+      <w:pPr>
+        <w:ind w:left="2160" w:hanging="360"/>
+      </w:pPr>
+    </w:lvl>
+    <w:lvl w:ilvl="2" w:tplc="042A001B" w:tentative="1">
+      <w:start w:val="1"/>
+      <w:numFmt w:val="lowerRoman"/>
+      <w:lvlText w:val="%3."/>
+      <w:lvlJc w:val="right"/>
+      <w:pPr>
+        <w:ind w:left="2880" w:hanging="180"/>
+      </w:pPr>
+    </w:lvl>
+    <w:lvl w:ilvl="3" w:tplc="042A000F" w:tentative="1">
+      <w:start w:val="1"/>
+      <w:numFmt w:val="decimal"/>
+      <w:lvlText w:val="%4."/>
+      <w:lvlJc w:val="left"/>
+      <w:pPr>
+        <w:ind w:left="3600" w:hanging="360"/>
+      </w:pPr>
+    </w:lvl>
+    <w:lvl w:ilvl="4" w:tplc="042A0019" w:tentative="1">
+      <w:start w:val="1"/>
+      <w:numFmt w:val="lowerLetter"/>
+      <w:lvlText w:val="%5."/>
+      <w:lvlJc w:val="left"/>
+      <w:pPr>
+        <w:ind w:left="4320" w:hanging="360"/>
+      </w:pPr>
+    </w:lvl>
+    <w:lvl w:ilvl="5" w:tplc="042A001B" w:tentative="1">
+      <w:start w:val="1"/>
+      <w:numFmt w:val="lowerRoman"/>
+      <w:lvlText w:val="%6."/>
+      <w:lvlJc w:val="right"/>
+      <w:pPr>
+        <w:ind w:left="5040" w:hanging="180"/>
+      </w:pPr>
+    </w:lvl>
+    <w:lvl w:ilvl="6" w:tplc="042A000F" w:tentative="1">
+      <w:start w:val="1"/>
+      <w:numFmt w:val="decimal"/>
+      <w:lvlText w:val="%7."/>
+      <w:lvlJc w:val="left"/>
+      <w:pPr>
+        <w:ind w:left="5760" w:hanging="360"/>
+      </w:pPr>
+    </w:lvl>
+    <w:lvl w:ilvl="7" w:tplc="042A0019" w:tentative="1">
+      <w:start w:val="1"/>
+      <w:numFmt w:val="lowerLetter"/>
+      <w:lvlText w:val="%8."/>
+      <w:lvlJc w:val="left"/>
+      <w:pPr>
+        <w:ind w:left="6480" w:hanging="360"/>
+      </w:pPr>
+    </w:lvl>
+    <w:lvl w:ilvl="8" w:tplc="042A001B" w:tentative="1">
+      <w:start w:val="1"/>
+      <w:numFmt w:val="lowerRoman"/>
+      <w:lvlText w:val="%9."/>
+      <w:lvlJc w:val="right"/>
+      <w:pPr>
+        <w:ind w:left="7200" w:hanging="180"/>
+      </w:pPr>
+    </w:lvl>
+  </w:abstractNum>
+  <w:num w:numId="1" w16cid:durableId="1704791027">
+    <w:abstractNumId w:val="1"/>
+  </w:num>
+  <w:num w:numId="2" w16cid:durableId="94711781">
     <w:abstractNumId w:val="0"/>
+  </w:num>
+  <w:num w:numId="3" w16cid:durableId="156505548">
+    <w:abstractNumId w:val="2"/>
   </w:num>
 </w:numbering>
 </file>
 
 <file path=word/styles.xml><?xml version="1.0" encoding="utf-8"?>
-<w:styles xmlns:mc="http://schemas.openxmlformats.org/markup-compatibility/2006" xmlns:r="http://schemas.openxmlformats.org/officeDocument/2006/relationships" xmlns:w="http://schemas.openxmlformats.org/wordprocessingml/2006/main" xmlns:w14="http://schemas.microsoft.com/office/word/2010/wordml" xmlns:w15="http://schemas.microsoft.com/office/word/2012/wordml" mc:Ignorable="w14 w15">
+<w:styles xmlns:mc="http://schemas.openxmlformats.org/markup-compatibility/2006" xmlns:r="http://schemas.openxmlformats.org/officeDocument/2006/relationships" xmlns:w="http://schemas.openxmlformats.org/wordprocessingml/2006/main" xmlns:w14="http://schemas.microsoft.com/office/word/2010/wordml" xmlns:w15="http://schemas.microsoft.com/office/word/2012/wordml" xmlns:w16cex="http://schemas.microsoft.com/office/word/2018/wordml/cex" xmlns:w16cid="http://schemas.microsoft.com/office/word/2016/wordml/cid" xmlns:w16="http://schemas.microsoft.com/office/word/2018/wordml" xmlns:w16du="http://schemas.microsoft.com/office/word/2023/wordml/word16du" xmlns:w16sdtdh="http://schemas.microsoft.com/office/word/2020/wordml/sdtdatahash" xmlns:w16sdtfl="http://schemas.microsoft.com/office/word/2024/wordml/sdtformatlock" xmlns:w16se="http://schemas.microsoft.com/office/word/2015/wordml/symex" mc:Ignorable="w14 w15 w16se w16cid w16 w16cex w16sdtdh w16sdtfl w16du">
   <w:docDefaults>
     <w:rPrDefault>
       <w:rPr>
@@ -477,7 +1520,7 @@
       </w:pPr>
     </w:pPrDefault>
   </w:docDefaults>
-  <w:latentStyles w:defLockedState="0" w:defUIPriority="99" w:defSemiHidden="0" w:defUnhideWhenUsed="0" w:defQFormat="0" w:count="371">
+  <w:latentStyles w:defLockedState="0" w:defUIPriority="99" w:defSemiHidden="0" w:defUnhideWhenUsed="0" w:defQFormat="0" w:count="376">
     <w:lsdException w:name="Normal" w:uiPriority="0" w:qFormat="1"/>
     <w:lsdException w:name="heading 1" w:uiPriority="9" w:qFormat="1"/>
     <w:lsdException w:name="heading 2" w:semiHidden="1" w:uiPriority="9" w:unhideWhenUsed="1" w:qFormat="1"/>
@@ -849,6 +1892,11 @@
     <w:lsdException w:name="List Table 5 Dark Accent 6" w:uiPriority="50"/>
     <w:lsdException w:name="List Table 6 Colorful Accent 6" w:uiPriority="51"/>
     <w:lsdException w:name="List Table 7 Colorful Accent 6" w:uiPriority="52"/>
+    <w:lsdException w:name="Mention" w:semiHidden="1" w:unhideWhenUsed="1"/>
+    <w:lsdException w:name="Smart Hyperlink" w:semiHidden="1" w:unhideWhenUsed="1"/>
+    <w:lsdException w:name="Hashtag" w:semiHidden="1" w:unhideWhenUsed="1"/>
+    <w:lsdException w:name="Unresolved Mention" w:semiHidden="1" w:unhideWhenUsed="1"/>
+    <w:lsdException w:name="Smart Link" w:semiHidden="1" w:unhideWhenUsed="1"/>
   </w:latentStyles>
   <w:style w:type="paragraph" w:default="1" w:styleId="Normal">
     <w:name w:val="Normal"/>
@@ -857,7 +1905,6 @@
   <w:style w:type="character" w:default="1" w:styleId="DefaultParagraphFont">
     <w:name w:val="Default Paragraph Font"/>
     <w:uiPriority w:val="1"/>
-    <w:semiHidden/>
     <w:unhideWhenUsed/>
   </w:style>
   <w:style w:type="table" w:default="1" w:styleId="TableNormal">
